--- a/exports/karneler/292_HALIT_EREN_HATUNOGLU_Karne.docx
+++ b/exports/karneler/292_HALIT_EREN_HATUNOGLU_Karne.docx
@@ -27,7 +27,7 @@
           <w:color w:val="646464"/>
           <w:sz w:val="17"/>
         </w:rPr>
-        <w:t>Deneme Sınavı: 2026-2027  PARAF LGS 1 | Kurumsal Başarı ve Takip Sistemi</w:t>
+        <w:t>Deneme Sınavı: PARAF LGS 1 | Kurumsal Başarı ve Takip Sistemi</w:t>
       </w:r>
     </w:p>
     <w:tbl>
@@ -1732,6 +1732,32 @@
               <w:t>Fen Bilimleri netin: 17.33 (18 Doğru, 2 Yanlış, 0 Boş). Kavramsal kavrayışın ve deney yorumlama becerin çok yüksek. Tek hata yaptığın 'Mevsimlerin Oluşumu'ndaki (%86) eksen eğikliği ve Güneş ışınlarının geliş açısı grafiklerini pekiştirerek 20'de 20 full hedefini yakalayabilirsin.</w:t>
             </w:r>
           </w:p>
+          <w:p>
+            <w:pPr>
+              <w:spacing w:after="20"/>
+            </w:pPr>
+            <w:r>
+              <w:rPr>
+                <w:b/>
+                <w:color w:val="C0392B"/>
+                <w:sz w:val="15"/>
+              </w:rPr>
+              <w:t xml:space="preserve">📺 Önerilen YouTube Desteği (İleri Düzey (Şampiyon)): </w:t>
+            </w:r>
+            <w:r>
+              <w:rPr>
+                <w:b/>
+                <w:sz w:val="15"/>
+              </w:rPr>
+              <w:t xml:space="preserve">Kanal: Hız Yayınları / dnz hoca | </w:t>
+            </w:r>
+            <w:r>
+              <w:rPr>
+                <w:sz w:val="15"/>
+              </w:rPr>
+              <w:t>Odak: İleri Seviye Grafik &amp; Deney Yorumlama. Taktik: Karmaşık grafik ve çok adımlı deney sorularında hızlı yorumlama tekniklerini not al.</w:t>
+            </w:r>
+          </w:p>
         </w:tc>
       </w:tr>
     </w:tbl>
@@ -1858,6 +1884,32 @@
                 <w:sz w:val="15"/>
               </w:rPr>
               <w:t>Matematik netin: 8.00 (9 Doğru, 3 Yanlış, 8 Boş). Temel matematik altyapın oluşmuş ancak 3 yanlış ve 8 boş puanını sınırlamış. Kritik açıkların olan [Çarpanlar ve Katlar / Asal Çarpanlar (%75), EBOB-EKOK Problemleri (%29), Üslü İfadeler Temel Kuralları (%25), Aralarında Asal Sayılar (%67), Tam Sayı Kuvvetleri (Negatif Üs) (%50)] konularında 'Verilenleri Yaz -&gt; Şemayı Çiz -&gt; Matematiksel Modeli Kur' 3 adımlı protokolünü uygula. Günde en az 20 adet yeni nesil soru çözerek işlem hızını artır.</w:t>
+            </w:r>
+          </w:p>
+          <w:p>
+            <w:pPr>
+              <w:spacing w:after="20"/>
+            </w:pPr>
+            <w:r>
+              <w:rPr>
+                <w:b/>
+                <w:color w:val="C0392B"/>
+                <w:sz w:val="15"/>
+              </w:rPr>
+              <w:t xml:space="preserve">📺 Önerilen YouTube Desteği (Orta Seviye): </w:t>
+            </w:r>
+            <w:r>
+              <w:rPr>
+                <w:b/>
+                <w:sz w:val="15"/>
+              </w:rPr>
+              <w:t xml:space="preserve">Kanal: İMT HOCA | </w:t>
+            </w:r>
+            <w:r>
+              <w:rPr>
+                <w:sz w:val="15"/>
+              </w:rPr>
+              <w:t>Odak: Yeni Nesile Geçiş &amp; Soru Çözüm Taktikleri. Taktik: Yeni nesil sorularda verilenleri şemaya dökme ve matematiksel model kurma tekniklerine odaklan.</w:t>
             </w:r>
           </w:p>
         </w:tc>
@@ -2007,6 +2059,32 @@
               <w:t>Türkçe branş netin: 14.67 (16 Doğru, 4 Yanlış, 0 Boş). Ortalama üstü bir performans olmakla birlikte 4 yanlış başarı payını törpülemiş. Öncelikli olarak sıfır çektiğin [Öznel ve Nesnel Anlatımlı Cümleler, Sebep-Sonuç, Amaç-Sonuç Cümleleri] konularındaki kavram ve kuralları tekrar et. Kısmi kayıp yaşadığın [Tablo ve Grafik Yorumlama (%50)] alanlarında metindeki açık kanıtın altını çizerek çöz. Günde 20 paragraf sorusu çöz; iki şık arasında kaldığında işaretleme yapmayıp boş bırak.</w:t>
             </w:r>
           </w:p>
+          <w:p>
+            <w:pPr>
+              <w:spacing w:after="20"/>
+            </w:pPr>
+            <w:r>
+              <w:rPr>
+                <w:b/>
+                <w:color w:val="C0392B"/>
+                <w:sz w:val="15"/>
+              </w:rPr>
+              <w:t xml:space="preserve">📺 Önerilen YouTube Desteği (Orta Seviye): </w:t>
+            </w:r>
+            <w:r>
+              <w:rPr>
+                <w:b/>
+                <w:sz w:val="15"/>
+              </w:rPr>
+              <w:t xml:space="preserve">Kanal: Hız Yayınları - Ebubekir Hoca | </w:t>
+            </w:r>
+            <w:r>
+              <w:rPr>
+                <w:sz w:val="15"/>
+              </w:rPr>
+              <w:t>Odak: Paragraf Taktikleri &amp; Çeldirici Eleme. Taktik: Paragraf sorularında hocanın anahtar kelimeleri ve metin kanıtlarını nasıl çizdiğine dikkat et.</w:t>
+            </w:r>
+          </w:p>
         </w:tc>
       </w:tr>
     </w:tbl>
@@ -2133,6 +2211,32 @@
                 <w:sz w:val="15"/>
               </w:rPr>
               <w:t>İnkılap Tarihi netin: 8.67 (9 Doğru, 1 Yanlış, 0 Boş). Tarihsel kronoloji ve neden-sonuç analiz kabiliyetin çok güçlü. Tek net kaybının yaşandığı 'Mustafa Kemal'in Öğrenim Hayatı' konusundaki kavram haritasını inceleyerek 10'da 10 full hedefini sürdür.</w:t>
+            </w:r>
+          </w:p>
+          <w:p>
+            <w:pPr>
+              <w:spacing w:after="20"/>
+            </w:pPr>
+            <w:r>
+              <w:rPr>
+                <w:b/>
+                <w:color w:val="C0392B"/>
+                <w:sz w:val="15"/>
+              </w:rPr>
+              <w:t xml:space="preserve">📺 Önerilen YouTube Desteği (İleri Düzey (Şampiyon)): </w:t>
+            </w:r>
+            <w:r>
+              <w:rPr>
+                <w:b/>
+                <w:sz w:val="15"/>
+              </w:rPr>
+              <w:t xml:space="preserve">Kanal: Buğra Hoca Sosyal Bilgiler Dersliği | </w:t>
+            </w:r>
+            <w:r>
+              <w:rPr>
+                <w:sz w:val="15"/>
+              </w:rPr>
+              <w:t>Odak: Kritik Çeldiriciler &amp; MEB Tarzı Uç Sorular. Taktik: Tarihsel kavramların güncel yorumlarla ilişkilendirildiği zor soru tiplerine odaklan.</w:t>
             </w:r>
           </w:p>
         </w:tc>
@@ -2263,6 +2367,32 @@
               <w:t>Din Kültürü netin: 8.67 (9 Doğru, 1 Yanlış, 0 Boş). Kavram ve ayet yorumlama hakimiyetin yüksek. Tek net kaybının yaşandığı 'Kader Kavramları' konusundaki kavram veya ayet mealini inceleyerek 10'da 10 yapabilirsin.</w:t>
             </w:r>
           </w:p>
+          <w:p>
+            <w:pPr>
+              <w:spacing w:after="20"/>
+            </w:pPr>
+            <w:r>
+              <w:rPr>
+                <w:b/>
+                <w:color w:val="C0392B"/>
+                <w:sz w:val="15"/>
+              </w:rPr>
+              <w:t xml:space="preserve">📺 Önerilen YouTube Desteği (İleri Düzey (Şampiyon)): </w:t>
+            </w:r>
+            <w:r>
+              <w:rPr>
+                <w:b/>
+                <w:sz w:val="15"/>
+              </w:rPr>
+              <w:t xml:space="preserve">Kanal: Cebrail Hocam | </w:t>
+            </w:r>
+            <w:r>
+              <w:rPr>
+                <w:sz w:val="15"/>
+              </w:rPr>
+              <w:t>Odak: 10'da 10 Hedefi &amp; Dikkat/Çeldirici Analizi. Taktik: Kelimelerin ince anlam farklarına dayalı soru kalıplarını yakalayarak full yapmayı hedefle.</w:t>
+            </w:r>
+          </w:p>
         </w:tc>
       </w:tr>
     </w:tbl>
@@ -2389,6 +2519,32 @@
                 <w:sz w:val="15"/>
               </w:rPr>
               <w:t>İngilizce branş netin: 8.67 (9 Doğru, 1 Yanlış, 0 Boş). Friendship ünitesi kelime ve diyalog hakimiyetin çok iyi. Tek net kaybının yaşandığı 'Basit Sorular Sorma' kalıbını gözden geçirerek 10'da 10 yapabilirsin.</w:t>
+            </w:r>
+          </w:p>
+          <w:p>
+            <w:pPr>
+              <w:spacing w:after="20"/>
+            </w:pPr>
+            <w:r>
+              <w:rPr>
+                <w:b/>
+                <w:color w:val="C0392B"/>
+                <w:sz w:val="15"/>
+              </w:rPr>
+              <w:t xml:space="preserve">📺 Önerilen YouTube Desteği (İleri Düzey (Şampiyon)): </w:t>
+            </w:r>
+            <w:r>
+              <w:rPr>
+                <w:b/>
+                <w:sz w:val="15"/>
+              </w:rPr>
+              <w:t xml:space="preserve">Kanal: Ümitcan Hoca | </w:t>
+            </w:r>
+            <w:r>
+              <w:rPr>
+                <w:sz w:val="15"/>
+              </w:rPr>
+              <w:t>Odak: Yeni Nesil Okuma Parçaları, Tablo &amp; Grafik Yorumlama. Taktik: Afiş, davetiye ve soru kökündeki 'NOT / except' gibi olumsuzluk ifadelerine dikkat ederek hızlan.</w:t>
             </w:r>
           </w:p>
         </w:tc>

--- a/exports/karneler/292_HALIT_EREN_HATUNOGLU_Karne.docx
+++ b/exports/karneler/292_HALIT_EREN_HATUNOGLU_Karne.docx
@@ -1749,7 +1749,7 @@
                 <w:b/>
                 <w:sz w:val="15"/>
               </w:rPr>
-              <w:t xml:space="preserve">Kanal: Hız Yayınları / dnz hoca | </w:t>
+              <w:t xml:space="preserve">Kanal: Hız Yayınları veya dnz hoca ile Fen | </w:t>
             </w:r>
             <w:r>
               <w:rPr>
@@ -2076,7 +2076,7 @@
                 <w:b/>
                 <w:sz w:val="15"/>
               </w:rPr>
-              <w:t xml:space="preserve">Kanal: Hız Yayınları - Ebubekir Hoca | </w:t>
+              <w:t xml:space="preserve">Kanal: Hız Yayınları veya Ebubekir Hoca ile Türkçe | </w:t>
             </w:r>
             <w:r>
               <w:rPr>

--- a/exports/karneler/292_HALIT_EREN_HATUNOGLU_Karne.docx
+++ b/exports/karneler/292_HALIT_EREN_HATUNOGLU_Karne.docx
@@ -27,7 +27,7 @@
           <w:color w:val="646464"/>
           <w:sz w:val="17"/>
         </w:rPr>
-        <w:t>Deneme Sınavı: PARAF LGS 1 | Kurumsal Başarı ve Takip Sistemi</w:t>
+        <w:t>Deneme Sınavı: 2026-2027  NARTEST LGS 1 | Kurumsal Başarı ve Takip Sistemi</w:t>
       </w:r>
     </w:p>
     <w:tbl>
@@ -169,7 +169,7 @@
               <w:rPr>
                 <w:sz w:val="16"/>
               </w:rPr>
-              <w:t>66.01 Net / 401.47 Puan</w:t>
+              <w:t>71.34 Net / 426.75 Puan</w:t>
             </w:r>
           </w:p>
         </w:tc>
@@ -209,7 +209,7 @@
               <w:rPr>
                 <w:sz w:val="16"/>
               </w:rPr>
-              <w:t>Sınıf: 4/27 | Okul: 15/110 | TG: 3460 (Dilim: %33.41)</w:t>
+              <w:t>Sınıf: 5 / 28 | Okul: 12 / 56 | TG: 984 (Dilim: %32.28)</w:t>
             </w:r>
           </w:p>
         </w:tc>
@@ -483,7 +483,7 @@
               <w:rPr>
                 <w:sz w:val="15"/>
               </w:rPr>
-              <w:t>16</w:t>
+              <w:t>17</w:t>
             </w:r>
           </w:p>
         </w:tc>
@@ -505,7 +505,7 @@
               <w:rPr>
                 <w:sz w:val="15"/>
               </w:rPr>
-              <w:t>4</w:t>
+              <w:t>2</w:t>
             </w:r>
           </w:p>
         </w:tc>
@@ -527,7 +527,7 @@
               <w:rPr>
                 <w:sz w:val="15"/>
               </w:rPr>
-              <w:t>0</w:t>
+              <w:t>1</w:t>
             </w:r>
           </w:p>
         </w:tc>
@@ -549,7 +549,7 @@
               <w:rPr>
                 <w:sz w:val="15"/>
               </w:rPr>
-              <w:t>14.67</w:t>
+              <w:t>16.33</w:t>
             </w:r>
           </w:p>
         </w:tc>
@@ -571,7 +571,7 @@
               <w:rPr>
                 <w:sz w:val="15"/>
               </w:rPr>
-              <w:t>%73.4</w:t>
+              <w:t>%81.6</w:t>
             </w:r>
           </w:p>
         </w:tc>
@@ -1107,7 +1107,7 @@
               <w:rPr>
                 <w:sz w:val="15"/>
               </w:rPr>
-              <w:t>9</w:t>
+              <w:t>14</w:t>
             </w:r>
           </w:p>
         </w:tc>
@@ -1129,7 +1129,7 @@
               <w:rPr>
                 <w:sz w:val="15"/>
               </w:rPr>
-              <w:t>3</w:t>
+              <w:t>4</w:t>
             </w:r>
           </w:p>
         </w:tc>
@@ -1151,7 +1151,7 @@
               <w:rPr>
                 <w:sz w:val="15"/>
               </w:rPr>
-              <w:t>8</w:t>
+              <w:t>2</w:t>
             </w:r>
           </w:p>
         </w:tc>
@@ -1173,7 +1173,7 @@
               <w:rPr>
                 <w:sz w:val="15"/>
               </w:rPr>
-              <w:t>8.00</w:t>
+              <w:t>12.67</w:t>
             </w:r>
           </w:p>
         </w:tc>
@@ -1195,7 +1195,7 @@
               <w:rPr>
                 <w:sz w:val="15"/>
               </w:rPr>
-              <w:t>%40.0</w:t>
+              <w:t>%63.3</w:t>
             </w:r>
           </w:p>
         </w:tc>
@@ -1263,7 +1263,7 @@
               <w:rPr>
                 <w:sz w:val="15"/>
               </w:rPr>
-              <w:t>18</w:t>
+              <w:t>17</w:t>
             </w:r>
           </w:p>
         </w:tc>
@@ -1307,7 +1307,7 @@
               <w:rPr>
                 <w:sz w:val="15"/>
               </w:rPr>
-              <w:t>0</w:t>
+              <w:t>1</w:t>
             </w:r>
           </w:p>
         </w:tc>
@@ -1329,7 +1329,7 @@
               <w:rPr>
                 <w:sz w:val="15"/>
               </w:rPr>
-              <w:t>17.33</w:t>
+              <w:t>16.33</w:t>
             </w:r>
           </w:p>
         </w:tc>
@@ -1351,7 +1351,7 @@
               <w:rPr>
                 <w:sz w:val="15"/>
               </w:rPr>
-              <w:t>%86.6</w:t>
+              <w:t>%81.6</w:t>
             </w:r>
           </w:p>
         </w:tc>
@@ -1425,7 +1425,7 @@
                 <w:b/>
                 <w:sz w:val="15"/>
               </w:rPr>
-              <w:t>70</w:t>
+              <w:t>75</w:t>
             </w:r>
           </w:p>
         </w:tc>
@@ -1449,7 +1449,7 @@
                 <w:b/>
                 <w:sz w:val="15"/>
               </w:rPr>
-              <w:t>12</w:t>
+              <w:t>11</w:t>
             </w:r>
           </w:p>
         </w:tc>
@@ -1473,7 +1473,7 @@
                 <w:b/>
                 <w:sz w:val="15"/>
               </w:rPr>
-              <w:t>8</w:t>
+              <w:t>4</w:t>
             </w:r>
           </w:p>
         </w:tc>
@@ -1497,7 +1497,7 @@
                 <w:b/>
                 <w:sz w:val="15"/>
               </w:rPr>
-              <w:t>66.01</w:t>
+              <w:t>71.34</w:t>
             </w:r>
           </w:p>
         </w:tc>
@@ -1521,7 +1521,629 @@
                 <w:b/>
                 <w:sz w:val="15"/>
               </w:rPr>
-              <w:t>%73.3</w:t>
+              <w:t>%79.3</w:t>
+            </w:r>
+          </w:p>
+        </w:tc>
+      </w:tr>
+    </w:tbl>
+    <w:p>
+      <w:pPr>
+        <w:spacing w:before="80" w:after="40"/>
+      </w:pPr>
+      <w:r>
+        <w:rPr>
+          <w:b/>
+          <w:color w:val="1F497D"/>
+          <w:sz w:val="18"/>
+        </w:rPr>
+        <w:t>1. DENEMELER ARASI GELİŞİM VE AKADEMİK DEĞİŞİM ANALİZİ (PARAF 1 ➔ NARTEST 1)</w:t>
+      </w:r>
+    </w:p>
+    <w:tbl>
+      <w:tblPr>
+        <w:tblW w:type="auto" w:w="0"/>
+        <w:jc w:val="center"/>
+        <w:tblLook w:firstColumn="1" w:firstRow="1" w:lastColumn="0" w:lastRow="0" w:noHBand="0" w:noVBand="1" w:val="04A0"/>
+        <w:tblBorders>
+          <w:top w:val="single" w:sz="4" w:space="0" w:color="B0C4DE"/>
+          <w:left w:val="single" w:sz="4" w:space="0" w:color="B0C4DE"/>
+          <w:bottom w:val="single" w:sz="4" w:space="0" w:color="B0C4DE"/>
+          <w:right w:val="single" w:sz="4" w:space="0" w:color="B0C4DE"/>
+          <w:insideH w:val="single" w:sz="4" w:space="0" w:color="B0C4DE"/>
+          <w:insideV w:val="single" w:sz="4" w:space="0" w:color="B0C4DE"/>
+        </w:tblBorders>
+      </w:tblPr>
+      <w:tblGrid>
+        <w:gridCol w:w="2160"/>
+        <w:gridCol w:w="2160"/>
+        <w:gridCol w:w="2160"/>
+        <w:gridCol w:w="2160"/>
+        <w:gridCol w:w="2160"/>
+      </w:tblGrid>
+      <w:tr>
+        <w:tc>
+          <w:tcPr>
+            <w:tcW w:type="dxa" w:w="2160"/>
+            <w:shd w:fill="1F497D"/>
+            <w:tcMar>
+              <w:top w:w="25" w:type="dxa"/>
+              <w:bottom w:w="25" w:type="dxa"/>
+              <w:left w:w="35" w:type="dxa"/>
+              <w:right w:w="35" w:type="dxa"/>
+            </w:tcMar>
+          </w:tcPr>
+          <w:p>
+            <w:pPr>
+              <w:jc w:val="left"/>
+            </w:pPr>
+            <w:r>
+              <w:rPr>
+                <w:b/>
+                <w:color w:val="FFFFFF"/>
+                <w:sz w:val="15"/>
+              </w:rPr>
+              <w:t>Değerlendirme Kriteri</w:t>
+            </w:r>
+          </w:p>
+        </w:tc>
+        <w:tc>
+          <w:tcPr>
+            <w:tcW w:type="dxa" w:w="2160"/>
+            <w:shd w:fill="1F497D"/>
+            <w:tcMar>
+              <w:top w:w="25" w:type="dxa"/>
+              <w:bottom w:w="25" w:type="dxa"/>
+              <w:left w:w="35" w:type="dxa"/>
+              <w:right w:w="35" w:type="dxa"/>
+            </w:tcMar>
+          </w:tcPr>
+          <w:p>
+            <w:pPr>
+              <w:jc w:val="center"/>
+            </w:pPr>
+            <w:r>
+              <w:rPr>
+                <w:b/>
+                <w:color w:val="FFFFFF"/>
+                <w:sz w:val="15"/>
+              </w:rPr>
+              <w:t>1. Deneme (PARAF)</w:t>
+            </w:r>
+          </w:p>
+        </w:tc>
+        <w:tc>
+          <w:tcPr>
+            <w:tcW w:type="dxa" w:w="2160"/>
+            <w:shd w:fill="1F497D"/>
+            <w:tcMar>
+              <w:top w:w="25" w:type="dxa"/>
+              <w:bottom w:w="25" w:type="dxa"/>
+              <w:left w:w="35" w:type="dxa"/>
+              <w:right w:w="35" w:type="dxa"/>
+            </w:tcMar>
+          </w:tcPr>
+          <w:p>
+            <w:pPr>
+              <w:jc w:val="center"/>
+            </w:pPr>
+            <w:r>
+              <w:rPr>
+                <w:b/>
+                <w:color w:val="FFFFFF"/>
+                <w:sz w:val="15"/>
+              </w:rPr>
+              <w:t>2. Deneme (NARTEST)</w:t>
+            </w:r>
+          </w:p>
+        </w:tc>
+        <w:tc>
+          <w:tcPr>
+            <w:tcW w:type="dxa" w:w="2160"/>
+            <w:shd w:fill="1F497D"/>
+            <w:tcMar>
+              <w:top w:w="25" w:type="dxa"/>
+              <w:bottom w:w="25" w:type="dxa"/>
+              <w:left w:w="35" w:type="dxa"/>
+              <w:right w:w="35" w:type="dxa"/>
+            </w:tcMar>
+          </w:tcPr>
+          <w:p>
+            <w:pPr>
+              <w:jc w:val="center"/>
+            </w:pPr>
+            <w:r>
+              <w:rPr>
+                <w:b/>
+                <w:color w:val="FFFFFF"/>
+                <w:sz w:val="15"/>
+              </w:rPr>
+              <w:t>Sınavlar Arası Fark</w:t>
+            </w:r>
+          </w:p>
+        </w:tc>
+        <w:tc>
+          <w:tcPr>
+            <w:tcW w:type="dxa" w:w="2160"/>
+            <w:shd w:fill="1F497D"/>
+            <w:tcMar>
+              <w:top w:w="25" w:type="dxa"/>
+              <w:bottom w:w="25" w:type="dxa"/>
+              <w:left w:w="35" w:type="dxa"/>
+              <w:right w:w="35" w:type="dxa"/>
+            </w:tcMar>
+          </w:tcPr>
+          <w:p>
+            <w:pPr>
+              <w:jc w:val="center"/>
+            </w:pPr>
+            <w:r>
+              <w:rPr>
+                <w:b/>
+                <w:color w:val="FFFFFF"/>
+                <w:sz w:val="15"/>
+              </w:rPr>
+              <w:t>Gelişim Durumu</w:t>
+            </w:r>
+          </w:p>
+        </w:tc>
+      </w:tr>
+      <w:tr>
+        <w:tc>
+          <w:tcPr>
+            <w:tcW w:type="dxa" w:w="2160"/>
+            <w:tcMar>
+              <w:top w:w="20" w:type="dxa"/>
+              <w:bottom w:w="20" w:type="dxa"/>
+              <w:left w:w="35" w:type="dxa"/>
+              <w:right w:w="35" w:type="dxa"/>
+            </w:tcMar>
+            <w:shd w:fill="F0F4F8"/>
+          </w:tcPr>
+          <w:p>
+            <w:pPr>
+              <w:jc w:val="left"/>
+            </w:pPr>
+            <w:r>
+              <w:rPr>
+                <w:sz w:val="15"/>
+              </w:rPr>
+              <w:t>Toplam Net</w:t>
+            </w:r>
+          </w:p>
+        </w:tc>
+        <w:tc>
+          <w:tcPr>
+            <w:tcW w:type="dxa" w:w="2160"/>
+            <w:tcMar>
+              <w:top w:w="20" w:type="dxa"/>
+              <w:bottom w:w="20" w:type="dxa"/>
+              <w:left w:w="35" w:type="dxa"/>
+              <w:right w:w="35" w:type="dxa"/>
+            </w:tcMar>
+            <w:shd w:fill="F0F4F8"/>
+          </w:tcPr>
+          <w:p>
+            <w:pPr>
+              <w:jc w:val="center"/>
+            </w:pPr>
+            <w:r>
+              <w:rPr>
+                <w:sz w:val="15"/>
+              </w:rPr>
+              <w:t>66.01 Net</w:t>
+            </w:r>
+          </w:p>
+        </w:tc>
+        <w:tc>
+          <w:tcPr>
+            <w:tcW w:type="dxa" w:w="2160"/>
+            <w:tcMar>
+              <w:top w:w="20" w:type="dxa"/>
+              <w:bottom w:w="20" w:type="dxa"/>
+              <w:left w:w="35" w:type="dxa"/>
+              <w:right w:w="35" w:type="dxa"/>
+            </w:tcMar>
+            <w:shd w:fill="F0F4F8"/>
+          </w:tcPr>
+          <w:p>
+            <w:pPr>
+              <w:jc w:val="center"/>
+            </w:pPr>
+            <w:r>
+              <w:rPr>
+                <w:sz w:val="15"/>
+              </w:rPr>
+              <w:t>71.34 Net</w:t>
+            </w:r>
+          </w:p>
+        </w:tc>
+        <w:tc>
+          <w:tcPr>
+            <w:tcW w:type="dxa" w:w="2160"/>
+            <w:tcMar>
+              <w:top w:w="20" w:type="dxa"/>
+              <w:bottom w:w="20" w:type="dxa"/>
+              <w:left w:w="35" w:type="dxa"/>
+              <w:right w:w="35" w:type="dxa"/>
+            </w:tcMar>
+            <w:shd w:fill="E8F8F5"/>
+          </w:tcPr>
+          <w:p>
+            <w:pPr>
+              <w:jc w:val="center"/>
+            </w:pPr>
+            <w:r>
+              <w:rPr>
+                <w:b/>
+                <w:sz w:val="15"/>
+              </w:rPr>
+              <w:t>+5.33 Net</w:t>
+            </w:r>
+          </w:p>
+        </w:tc>
+        <w:tc>
+          <w:tcPr>
+            <w:tcW w:type="dxa" w:w="2160"/>
+            <w:tcMar>
+              <w:top w:w="20" w:type="dxa"/>
+              <w:bottom w:w="20" w:type="dxa"/>
+              <w:left w:w="35" w:type="dxa"/>
+              <w:right w:w="35" w:type="dxa"/>
+            </w:tcMar>
+            <w:shd w:fill="F0F4F8"/>
+          </w:tcPr>
+          <w:p>
+            <w:pPr>
+              <w:jc w:val="center"/>
+            </w:pPr>
+            <w:r>
+              <w:rPr>
+                <w:sz w:val="15"/>
+              </w:rPr>
+              <w:t>🚀 Çok Güçlü İlerleme</w:t>
+            </w:r>
+          </w:p>
+        </w:tc>
+      </w:tr>
+      <w:tr>
+        <w:tc>
+          <w:tcPr>
+            <w:tcW w:type="dxa" w:w="2160"/>
+            <w:tcMar>
+              <w:top w:w="20" w:type="dxa"/>
+              <w:bottom w:w="20" w:type="dxa"/>
+              <w:left w:w="35" w:type="dxa"/>
+              <w:right w:w="35" w:type="dxa"/>
+            </w:tcMar>
+          </w:tcPr>
+          <w:p>
+            <w:pPr>
+              <w:jc w:val="left"/>
+            </w:pPr>
+            <w:r>
+              <w:rPr>
+                <w:sz w:val="15"/>
+              </w:rPr>
+              <w:t>LGS Puanı</w:t>
+            </w:r>
+          </w:p>
+        </w:tc>
+        <w:tc>
+          <w:tcPr>
+            <w:tcW w:type="dxa" w:w="2160"/>
+            <w:tcMar>
+              <w:top w:w="20" w:type="dxa"/>
+              <w:bottom w:w="20" w:type="dxa"/>
+              <w:left w:w="35" w:type="dxa"/>
+              <w:right w:w="35" w:type="dxa"/>
+            </w:tcMar>
+          </w:tcPr>
+          <w:p>
+            <w:pPr>
+              <w:jc w:val="center"/>
+            </w:pPr>
+            <w:r>
+              <w:rPr>
+                <w:sz w:val="15"/>
+              </w:rPr>
+              <w:t>401.47 Puan</w:t>
+            </w:r>
+          </w:p>
+        </w:tc>
+        <w:tc>
+          <w:tcPr>
+            <w:tcW w:type="dxa" w:w="2160"/>
+            <w:tcMar>
+              <w:top w:w="20" w:type="dxa"/>
+              <w:bottom w:w="20" w:type="dxa"/>
+              <w:left w:w="35" w:type="dxa"/>
+              <w:right w:w="35" w:type="dxa"/>
+            </w:tcMar>
+          </w:tcPr>
+          <w:p>
+            <w:pPr>
+              <w:jc w:val="center"/>
+            </w:pPr>
+            <w:r>
+              <w:rPr>
+                <w:sz w:val="15"/>
+              </w:rPr>
+              <w:t>426.75 Puan</w:t>
+            </w:r>
+          </w:p>
+        </w:tc>
+        <w:tc>
+          <w:tcPr>
+            <w:tcW w:type="dxa" w:w="2160"/>
+            <w:tcMar>
+              <w:top w:w="20" w:type="dxa"/>
+              <w:bottom w:w="20" w:type="dxa"/>
+              <w:left w:w="35" w:type="dxa"/>
+              <w:right w:w="35" w:type="dxa"/>
+            </w:tcMar>
+            <w:shd w:fill="E8F8F5"/>
+          </w:tcPr>
+          <w:p>
+            <w:pPr>
+              <w:jc w:val="center"/>
+            </w:pPr>
+            <w:r>
+              <w:rPr>
+                <w:b/>
+                <w:sz w:val="15"/>
+              </w:rPr>
+              <w:t>+25.28 Puan</w:t>
+            </w:r>
+          </w:p>
+        </w:tc>
+        <w:tc>
+          <w:tcPr>
+            <w:tcW w:type="dxa" w:w="2160"/>
+            <w:tcMar>
+              <w:top w:w="20" w:type="dxa"/>
+              <w:bottom w:w="20" w:type="dxa"/>
+              <w:left w:w="35" w:type="dxa"/>
+              <w:right w:w="35" w:type="dxa"/>
+            </w:tcMar>
+          </w:tcPr>
+          <w:p>
+            <w:pPr>
+              <w:jc w:val="center"/>
+            </w:pPr>
+            <w:r>
+              <w:rPr>
+                <w:sz w:val="15"/>
+              </w:rPr>
+              <w:t>Belirgin Puan Artışı</w:t>
+            </w:r>
+          </w:p>
+        </w:tc>
+      </w:tr>
+      <w:tr>
+        <w:tc>
+          <w:tcPr>
+            <w:tcW w:type="dxa" w:w="2160"/>
+            <w:tcMar>
+              <w:top w:w="20" w:type="dxa"/>
+              <w:bottom w:w="20" w:type="dxa"/>
+              <w:left w:w="35" w:type="dxa"/>
+              <w:right w:w="35" w:type="dxa"/>
+            </w:tcMar>
+          </w:tcPr>
+          <w:p>
+            <w:pPr>
+              <w:jc w:val="left"/>
+            </w:pPr>
+            <w:r>
+              <w:rPr>
+                <w:sz w:val="15"/>
+              </w:rPr>
+              <w:t>Sınıf Derecesi</w:t>
+            </w:r>
+          </w:p>
+        </w:tc>
+        <w:tc>
+          <w:tcPr>
+            <w:tcW w:type="dxa" w:w="2160"/>
+            <w:tcMar>
+              <w:top w:w="20" w:type="dxa"/>
+              <w:bottom w:w="20" w:type="dxa"/>
+              <w:left w:w="35" w:type="dxa"/>
+              <w:right w:w="35" w:type="dxa"/>
+            </w:tcMar>
+          </w:tcPr>
+          <w:p>
+            <w:pPr>
+              <w:jc w:val="center"/>
+            </w:pPr>
+            <w:r>
+              <w:rPr>
+                <w:sz w:val="15"/>
+              </w:rPr>
+              <w:t>4. Sıra / 27</w:t>
+            </w:r>
+          </w:p>
+        </w:tc>
+        <w:tc>
+          <w:tcPr>
+            <w:tcW w:type="dxa" w:w="2160"/>
+            <w:tcMar>
+              <w:top w:w="20" w:type="dxa"/>
+              <w:bottom w:w="20" w:type="dxa"/>
+              <w:left w:w="35" w:type="dxa"/>
+              <w:right w:w="35" w:type="dxa"/>
+            </w:tcMar>
+          </w:tcPr>
+          <w:p>
+            <w:pPr>
+              <w:jc w:val="center"/>
+            </w:pPr>
+            <w:r>
+              <w:rPr>
+                <w:sz w:val="15"/>
+              </w:rPr>
+              <w:t>5. Sıra / 28</w:t>
+            </w:r>
+          </w:p>
+        </w:tc>
+        <w:tc>
+          <w:tcPr>
+            <w:tcW w:type="dxa" w:w="2160"/>
+            <w:tcMar>
+              <w:top w:w="20" w:type="dxa"/>
+              <w:bottom w:w="20" w:type="dxa"/>
+              <w:left w:w="35" w:type="dxa"/>
+              <w:right w:w="35" w:type="dxa"/>
+            </w:tcMar>
+            <w:shd w:fill="FDEDEC"/>
+          </w:tcPr>
+          <w:p>
+            <w:pPr>
+              <w:jc w:val="center"/>
+            </w:pPr>
+            <w:r>
+              <w:rPr>
+                <w:b/>
+                <w:sz w:val="15"/>
+              </w:rPr>
+              <w:t>-1 Sıra Geriledi</w:t>
+            </w:r>
+          </w:p>
+        </w:tc>
+        <w:tc>
+          <w:tcPr>
+            <w:tcW w:type="dxa" w:w="2160"/>
+            <w:tcMar>
+              <w:top w:w="20" w:type="dxa"/>
+              <w:bottom w:w="20" w:type="dxa"/>
+              <w:left w:w="35" w:type="dxa"/>
+              <w:right w:w="35" w:type="dxa"/>
+            </w:tcMar>
+          </w:tcPr>
+          <w:p>
+            <w:pPr>
+              <w:jc w:val="center"/>
+            </w:pPr>
+            <w:r>
+              <w:rPr>
+                <w:sz w:val="15"/>
+              </w:rPr>
+              <w:t>Sınıf İçi Başarı</w:t>
+            </w:r>
+          </w:p>
+        </w:tc>
+      </w:tr>
+      <w:tr>
+        <w:tc>
+          <w:tcPr>
+            <w:tcW w:type="dxa" w:w="2160"/>
+            <w:tcMar>
+              <w:top w:w="20" w:type="dxa"/>
+              <w:bottom w:w="20" w:type="dxa"/>
+              <w:left w:w="35" w:type="dxa"/>
+              <w:right w:w="35" w:type="dxa"/>
+            </w:tcMar>
+          </w:tcPr>
+          <w:p>
+            <w:pPr>
+              <w:jc w:val="left"/>
+            </w:pPr>
+            <w:r>
+              <w:rPr>
+                <w:sz w:val="15"/>
+              </w:rPr>
+              <w:t>Okul Derecesi</w:t>
+            </w:r>
+          </w:p>
+        </w:tc>
+        <w:tc>
+          <w:tcPr>
+            <w:tcW w:type="dxa" w:w="2160"/>
+            <w:tcMar>
+              <w:top w:w="20" w:type="dxa"/>
+              <w:bottom w:w="20" w:type="dxa"/>
+              <w:left w:w="35" w:type="dxa"/>
+              <w:right w:w="35" w:type="dxa"/>
+            </w:tcMar>
+          </w:tcPr>
+          <w:p>
+            <w:pPr>
+              <w:jc w:val="center"/>
+            </w:pPr>
+            <w:r>
+              <w:rPr>
+                <w:sz w:val="15"/>
+              </w:rPr>
+              <w:t>15. Sıra / 110</w:t>
+            </w:r>
+          </w:p>
+        </w:tc>
+        <w:tc>
+          <w:tcPr>
+            <w:tcW w:type="dxa" w:w="2160"/>
+            <w:tcMar>
+              <w:top w:w="20" w:type="dxa"/>
+              <w:bottom w:w="20" w:type="dxa"/>
+              <w:left w:w="35" w:type="dxa"/>
+              <w:right w:w="35" w:type="dxa"/>
+            </w:tcMar>
+          </w:tcPr>
+          <w:p>
+            <w:pPr>
+              <w:jc w:val="center"/>
+            </w:pPr>
+            <w:r>
+              <w:rPr>
+                <w:sz w:val="15"/>
+              </w:rPr>
+              <w:t>12. Sıra / 56</w:t>
+            </w:r>
+          </w:p>
+        </w:tc>
+        <w:tc>
+          <w:tcPr>
+            <w:tcW w:type="dxa" w:w="2160"/>
+            <w:tcMar>
+              <w:top w:w="20" w:type="dxa"/>
+              <w:bottom w:w="20" w:type="dxa"/>
+              <w:left w:w="35" w:type="dxa"/>
+              <w:right w:w="35" w:type="dxa"/>
+            </w:tcMar>
+            <w:shd w:fill="E8F8F5"/>
+          </w:tcPr>
+          <w:p>
+            <w:pPr>
+              <w:jc w:val="center"/>
+            </w:pPr>
+            <w:r>
+              <w:rPr>
+                <w:b/>
+                <w:sz w:val="15"/>
+              </w:rPr>
+              <w:t>+3 Sıra Yükseldi</w:t>
+            </w:r>
+          </w:p>
+        </w:tc>
+        <w:tc>
+          <w:tcPr>
+            <w:tcW w:type="dxa" w:w="2160"/>
+            <w:tcMar>
+              <w:top w:w="20" w:type="dxa"/>
+              <w:bottom w:w="20" w:type="dxa"/>
+              <w:left w:w="35" w:type="dxa"/>
+              <w:right w:w="35" w:type="dxa"/>
+            </w:tcMar>
+          </w:tcPr>
+          <w:p>
+            <w:pPr>
+              <w:jc w:val="center"/>
+            </w:pPr>
+            <w:r>
+              <w:rPr>
+                <w:sz w:val="15"/>
+              </w:rPr>
+              <w:t>Okul İçi Başarı</w:t>
             </w:r>
           </w:p>
         </w:tc>
@@ -1535,9 +2157,566 @@
         <w:rPr>
           <w:b/>
           <w:color w:val="006666"/>
+          <w:sz w:val="16"/>
+        </w:rPr>
+        <w:t>Branş Bazlı Net Değişim Tablosu:</w:t>
+      </w:r>
+    </w:p>
+    <w:tbl>
+      <w:tblPr>
+        <w:tblW w:type="auto" w:w="0"/>
+        <w:jc w:val="center"/>
+        <w:tblLook w:firstColumn="1" w:firstRow="1" w:lastColumn="0" w:lastRow="0" w:noHBand="0" w:noVBand="1" w:val="04A0"/>
+        <w:tblBorders>
+          <w:top w:val="single" w:sz="4" w:space="0" w:color="B0C4DE"/>
+          <w:left w:val="single" w:sz="4" w:space="0" w:color="B0C4DE"/>
+          <w:bottom w:val="single" w:sz="4" w:space="0" w:color="B0C4DE"/>
+          <w:right w:val="single" w:sz="4" w:space="0" w:color="B0C4DE"/>
+          <w:insideH w:val="single" w:sz="4" w:space="0" w:color="B0C4DE"/>
+          <w:insideV w:val="single" w:sz="4" w:space="0" w:color="B0C4DE"/>
+        </w:tblBorders>
+      </w:tblPr>
+      <w:tblGrid>
+        <w:gridCol w:w="1543"/>
+        <w:gridCol w:w="1543"/>
+        <w:gridCol w:w="1543"/>
+        <w:gridCol w:w="1543"/>
+        <w:gridCol w:w="1543"/>
+        <w:gridCol w:w="1543"/>
+        <w:gridCol w:w="1543"/>
+      </w:tblGrid>
+      <w:tr>
+        <w:tc>
+          <w:tcPr>
+            <w:tcW w:type="dxa" w:w="1543"/>
+            <w:shd w:fill="1F497D"/>
+            <w:tcMar>
+              <w:top w:w="20" w:type="dxa"/>
+              <w:bottom w:w="20" w:type="dxa"/>
+              <w:left w:w="30" w:type="dxa"/>
+              <w:right w:w="30" w:type="dxa"/>
+            </w:tcMar>
+          </w:tcPr>
+          <w:p>
+            <w:pPr>
+              <w:jc w:val="center"/>
+            </w:pPr>
+            <w:r>
+              <w:rPr>
+                <w:b/>
+                <w:color w:val="FFFFFF"/>
+                <w:sz w:val="15"/>
+              </w:rPr>
+              <w:t>Deneme Sınavı</w:t>
+            </w:r>
+          </w:p>
+        </w:tc>
+        <w:tc>
+          <w:tcPr>
+            <w:tcW w:type="dxa" w:w="1543"/>
+            <w:shd w:fill="1F497D"/>
+            <w:tcMar>
+              <w:top w:w="20" w:type="dxa"/>
+              <w:bottom w:w="20" w:type="dxa"/>
+              <w:left w:w="30" w:type="dxa"/>
+              <w:right w:w="30" w:type="dxa"/>
+            </w:tcMar>
+          </w:tcPr>
+          <w:p>
+            <w:pPr>
+              <w:jc w:val="center"/>
+            </w:pPr>
+            <w:r>
+              <w:rPr>
+                <w:b/>
+                <w:color w:val="FFFFFF"/>
+                <w:sz w:val="15"/>
+              </w:rPr>
+              <w:t>Türkçe</w:t>
+            </w:r>
+          </w:p>
+        </w:tc>
+        <w:tc>
+          <w:tcPr>
+            <w:tcW w:type="dxa" w:w="1543"/>
+            <w:shd w:fill="1F497D"/>
+            <w:tcMar>
+              <w:top w:w="20" w:type="dxa"/>
+              <w:bottom w:w="20" w:type="dxa"/>
+              <w:left w:w="30" w:type="dxa"/>
+              <w:right w:w="30" w:type="dxa"/>
+            </w:tcMar>
+          </w:tcPr>
+          <w:p>
+            <w:pPr>
+              <w:jc w:val="center"/>
+            </w:pPr>
+            <w:r>
+              <w:rPr>
+                <w:b/>
+                <w:color w:val="FFFFFF"/>
+                <w:sz w:val="15"/>
+              </w:rPr>
+              <w:t>İnkılap</w:t>
+            </w:r>
+          </w:p>
+        </w:tc>
+        <w:tc>
+          <w:tcPr>
+            <w:tcW w:type="dxa" w:w="1543"/>
+            <w:shd w:fill="1F497D"/>
+            <w:tcMar>
+              <w:top w:w="20" w:type="dxa"/>
+              <w:bottom w:w="20" w:type="dxa"/>
+              <w:left w:w="30" w:type="dxa"/>
+              <w:right w:w="30" w:type="dxa"/>
+            </w:tcMar>
+          </w:tcPr>
+          <w:p>
+            <w:pPr>
+              <w:jc w:val="center"/>
+            </w:pPr>
+            <w:r>
+              <w:rPr>
+                <w:b/>
+                <w:color w:val="FFFFFF"/>
+                <w:sz w:val="15"/>
+              </w:rPr>
+              <w:t>Din Kül.</w:t>
+            </w:r>
+          </w:p>
+        </w:tc>
+        <w:tc>
+          <w:tcPr>
+            <w:tcW w:type="dxa" w:w="1543"/>
+            <w:shd w:fill="1F497D"/>
+            <w:tcMar>
+              <w:top w:w="20" w:type="dxa"/>
+              <w:bottom w:w="20" w:type="dxa"/>
+              <w:left w:w="30" w:type="dxa"/>
+              <w:right w:w="30" w:type="dxa"/>
+            </w:tcMar>
+          </w:tcPr>
+          <w:p>
+            <w:pPr>
+              <w:jc w:val="center"/>
+            </w:pPr>
+            <w:r>
+              <w:rPr>
+                <w:b/>
+                <w:color w:val="FFFFFF"/>
+                <w:sz w:val="15"/>
+              </w:rPr>
+              <w:t>İngilizce</w:t>
+            </w:r>
+          </w:p>
+        </w:tc>
+        <w:tc>
+          <w:tcPr>
+            <w:tcW w:type="dxa" w:w="1543"/>
+            <w:shd w:fill="1F497D"/>
+            <w:tcMar>
+              <w:top w:w="20" w:type="dxa"/>
+              <w:bottom w:w="20" w:type="dxa"/>
+              <w:left w:w="30" w:type="dxa"/>
+              <w:right w:w="30" w:type="dxa"/>
+            </w:tcMar>
+          </w:tcPr>
+          <w:p>
+            <w:pPr>
+              <w:jc w:val="center"/>
+            </w:pPr>
+            <w:r>
+              <w:rPr>
+                <w:b/>
+                <w:color w:val="FFFFFF"/>
+                <w:sz w:val="15"/>
+              </w:rPr>
+              <w:t>Matematik</w:t>
+            </w:r>
+          </w:p>
+        </w:tc>
+        <w:tc>
+          <w:tcPr>
+            <w:tcW w:type="dxa" w:w="1543"/>
+            <w:shd w:fill="1F497D"/>
+            <w:tcMar>
+              <w:top w:w="20" w:type="dxa"/>
+              <w:bottom w:w="20" w:type="dxa"/>
+              <w:left w:w="30" w:type="dxa"/>
+              <w:right w:w="30" w:type="dxa"/>
+            </w:tcMar>
+          </w:tcPr>
+          <w:p>
+            <w:pPr>
+              <w:jc w:val="center"/>
+            </w:pPr>
+            <w:r>
+              <w:rPr>
+                <w:b/>
+                <w:color w:val="FFFFFF"/>
+                <w:sz w:val="15"/>
+              </w:rPr>
+              <w:t>Fen Bil.</w:t>
+            </w:r>
+          </w:p>
+        </w:tc>
+      </w:tr>
+      <w:tr>
+        <w:tc>
+          <w:tcPr>
+            <w:tcW w:type="dxa" w:w="1543"/>
+            <w:tcMar>
+              <w:top w:w="15" w:type="dxa"/>
+              <w:bottom w:w="15" w:type="dxa"/>
+              <w:left w:w="25" w:type="dxa"/>
+              <w:right w:w="25" w:type="dxa"/>
+            </w:tcMar>
+          </w:tcPr>
+          <w:p>
+            <w:pPr>
+              <w:jc w:val="center"/>
+            </w:pPr>
+            <w:r>
+              <w:rPr>
+                <w:sz w:val="15"/>
+              </w:rPr>
+              <w:t>1. PARAF LGS 1</w:t>
+            </w:r>
+          </w:p>
+        </w:tc>
+        <w:tc>
+          <w:tcPr>
+            <w:tcW w:type="dxa" w:w="1543"/>
+            <w:tcMar>
+              <w:top w:w="15" w:type="dxa"/>
+              <w:bottom w:w="15" w:type="dxa"/>
+              <w:left w:w="25" w:type="dxa"/>
+              <w:right w:w="25" w:type="dxa"/>
+            </w:tcMar>
+          </w:tcPr>
+          <w:p>
+            <w:pPr>
+              <w:jc w:val="center"/>
+            </w:pPr>
+            <w:r>
+              <w:rPr>
+                <w:sz w:val="15"/>
+              </w:rPr>
+              <w:t>14.67</w:t>
+            </w:r>
+          </w:p>
+        </w:tc>
+        <w:tc>
+          <w:tcPr>
+            <w:tcW w:type="dxa" w:w="1543"/>
+            <w:tcMar>
+              <w:top w:w="15" w:type="dxa"/>
+              <w:bottom w:w="15" w:type="dxa"/>
+              <w:left w:w="25" w:type="dxa"/>
+              <w:right w:w="25" w:type="dxa"/>
+            </w:tcMar>
+          </w:tcPr>
+          <w:p>
+            <w:pPr>
+              <w:jc w:val="center"/>
+            </w:pPr>
+            <w:r>
+              <w:rPr>
+                <w:sz w:val="15"/>
+              </w:rPr>
+              <w:t>8.67</w:t>
+            </w:r>
+          </w:p>
+        </w:tc>
+        <w:tc>
+          <w:tcPr>
+            <w:tcW w:type="dxa" w:w="1543"/>
+            <w:tcMar>
+              <w:top w:w="15" w:type="dxa"/>
+              <w:bottom w:w="15" w:type="dxa"/>
+              <w:left w:w="25" w:type="dxa"/>
+              <w:right w:w="25" w:type="dxa"/>
+            </w:tcMar>
+          </w:tcPr>
+          <w:p>
+            <w:pPr>
+              <w:jc w:val="center"/>
+            </w:pPr>
+            <w:r>
+              <w:rPr>
+                <w:sz w:val="15"/>
+              </w:rPr>
+              <w:t>8.67</w:t>
+            </w:r>
+          </w:p>
+        </w:tc>
+        <w:tc>
+          <w:tcPr>
+            <w:tcW w:type="dxa" w:w="1543"/>
+            <w:tcMar>
+              <w:top w:w="15" w:type="dxa"/>
+              <w:bottom w:w="15" w:type="dxa"/>
+              <w:left w:w="25" w:type="dxa"/>
+              <w:right w:w="25" w:type="dxa"/>
+            </w:tcMar>
+          </w:tcPr>
+          <w:p>
+            <w:pPr>
+              <w:jc w:val="center"/>
+            </w:pPr>
+            <w:r>
+              <w:rPr>
+                <w:sz w:val="15"/>
+              </w:rPr>
+              <w:t>8.67</w:t>
+            </w:r>
+          </w:p>
+        </w:tc>
+        <w:tc>
+          <w:tcPr>
+            <w:tcW w:type="dxa" w:w="1543"/>
+            <w:tcMar>
+              <w:top w:w="15" w:type="dxa"/>
+              <w:bottom w:w="15" w:type="dxa"/>
+              <w:left w:w="25" w:type="dxa"/>
+              <w:right w:w="25" w:type="dxa"/>
+            </w:tcMar>
+          </w:tcPr>
+          <w:p>
+            <w:pPr>
+              <w:jc w:val="center"/>
+            </w:pPr>
+            <w:r>
+              <w:rPr>
+                <w:sz w:val="15"/>
+              </w:rPr>
+              <w:t>8.00</w:t>
+            </w:r>
+          </w:p>
+        </w:tc>
+        <w:tc>
+          <w:tcPr>
+            <w:tcW w:type="dxa" w:w="1543"/>
+            <w:tcMar>
+              <w:top w:w="15" w:type="dxa"/>
+              <w:bottom w:w="15" w:type="dxa"/>
+              <w:left w:w="25" w:type="dxa"/>
+              <w:right w:w="25" w:type="dxa"/>
+            </w:tcMar>
+          </w:tcPr>
+          <w:p>
+            <w:pPr>
+              <w:jc w:val="center"/>
+            </w:pPr>
+            <w:r>
+              <w:rPr>
+                <w:sz w:val="15"/>
+              </w:rPr>
+              <w:t>17.33</w:t>
+            </w:r>
+          </w:p>
+        </w:tc>
+      </w:tr>
+      <w:tr>
+        <w:tc>
+          <w:tcPr>
+            <w:tcW w:type="dxa" w:w="1543"/>
+            <w:tcMar>
+              <w:top w:w="15" w:type="dxa"/>
+              <w:bottom w:w="15" w:type="dxa"/>
+              <w:left w:w="25" w:type="dxa"/>
+              <w:right w:w="25" w:type="dxa"/>
+            </w:tcMar>
+          </w:tcPr>
+          <w:p>
+            <w:pPr>
+              <w:jc w:val="center"/>
+            </w:pPr>
+            <w:r>
+              <w:rPr>
+                <w:b/>
+                <w:sz w:val="15"/>
+              </w:rPr>
+              <w:t>Net Farkı (+/-)</w:t>
+            </w:r>
+          </w:p>
+        </w:tc>
+        <w:tc>
+          <w:tcPr>
+            <w:tcW w:type="dxa" w:w="1543"/>
+            <w:tcMar>
+              <w:top w:w="15" w:type="dxa"/>
+              <w:bottom w:w="15" w:type="dxa"/>
+              <w:left w:w="25" w:type="dxa"/>
+              <w:right w:w="25" w:type="dxa"/>
+            </w:tcMar>
+            <w:shd w:fill="E8F8F5"/>
+          </w:tcPr>
+          <w:p>
+            <w:pPr>
+              <w:jc w:val="center"/>
+            </w:pPr>
+            <w:r>
+              <w:rPr>
+                <w:b/>
+                <w:sz w:val="15"/>
+              </w:rPr>
+              <w:t>+1.66</w:t>
+            </w:r>
+          </w:p>
+        </w:tc>
+        <w:tc>
+          <w:tcPr>
+            <w:tcW w:type="dxa" w:w="1543"/>
+            <w:tcMar>
+              <w:top w:w="15" w:type="dxa"/>
+              <w:bottom w:w="15" w:type="dxa"/>
+              <w:left w:w="25" w:type="dxa"/>
+              <w:right w:w="25" w:type="dxa"/>
+            </w:tcMar>
+          </w:tcPr>
+          <w:p>
+            <w:pPr>
+              <w:jc w:val="center"/>
+            </w:pPr>
+            <w:r>
+              <w:rPr>
+                <w:b/>
+                <w:sz w:val="15"/>
+              </w:rPr>
+              <w:t>+0.00</w:t>
+            </w:r>
+          </w:p>
+        </w:tc>
+        <w:tc>
+          <w:tcPr>
+            <w:tcW w:type="dxa" w:w="1543"/>
+            <w:tcMar>
+              <w:top w:w="15" w:type="dxa"/>
+              <w:bottom w:w="15" w:type="dxa"/>
+              <w:left w:w="25" w:type="dxa"/>
+              <w:right w:w="25" w:type="dxa"/>
+            </w:tcMar>
+          </w:tcPr>
+          <w:p>
+            <w:pPr>
+              <w:jc w:val="center"/>
+            </w:pPr>
+            <w:r>
+              <w:rPr>
+                <w:b/>
+                <w:sz w:val="15"/>
+              </w:rPr>
+              <w:t>+0.00</w:t>
+            </w:r>
+          </w:p>
+        </w:tc>
+        <w:tc>
+          <w:tcPr>
+            <w:tcW w:type="dxa" w:w="1543"/>
+            <w:tcMar>
+              <w:top w:w="15" w:type="dxa"/>
+              <w:bottom w:w="15" w:type="dxa"/>
+              <w:left w:w="25" w:type="dxa"/>
+              <w:right w:w="25" w:type="dxa"/>
+            </w:tcMar>
+          </w:tcPr>
+          <w:p>
+            <w:pPr>
+              <w:jc w:val="center"/>
+            </w:pPr>
+            <w:r>
+              <w:rPr>
+                <w:b/>
+                <w:sz w:val="15"/>
+              </w:rPr>
+              <w:t>+0.00</w:t>
+            </w:r>
+          </w:p>
+        </w:tc>
+        <w:tc>
+          <w:tcPr>
+            <w:tcW w:type="dxa" w:w="1543"/>
+            <w:tcMar>
+              <w:top w:w="15" w:type="dxa"/>
+              <w:bottom w:w="15" w:type="dxa"/>
+              <w:left w:w="25" w:type="dxa"/>
+              <w:right w:w="25" w:type="dxa"/>
+            </w:tcMar>
+            <w:shd w:fill="E8F8F5"/>
+          </w:tcPr>
+          <w:p>
+            <w:pPr>
+              <w:jc w:val="center"/>
+            </w:pPr>
+            <w:r>
+              <w:rPr>
+                <w:b/>
+                <w:sz w:val="15"/>
+              </w:rPr>
+              <w:t>+4.67</w:t>
+            </w:r>
+          </w:p>
+        </w:tc>
+        <w:tc>
+          <w:tcPr>
+            <w:tcW w:type="dxa" w:w="1543"/>
+            <w:tcMar>
+              <w:top w:w="15" w:type="dxa"/>
+              <w:bottom w:w="15" w:type="dxa"/>
+              <w:left w:w="25" w:type="dxa"/>
+              <w:right w:w="25" w:type="dxa"/>
+            </w:tcMar>
+            <w:shd w:fill="FDEDEC"/>
+          </w:tcPr>
+          <w:p>
+            <w:pPr>
+              <w:jc w:val="center"/>
+            </w:pPr>
+            <w:r>
+              <w:rPr>
+                <w:b/>
+                <w:sz w:val="15"/>
+              </w:rPr>
+              <w:t>-1.00</w:t>
+            </w:r>
+          </w:p>
+        </w:tc>
+      </w:tr>
+    </w:tbl>
+    <w:p>
+      <w:pPr>
+        <w:spacing w:before="40" w:after="40"/>
+      </w:pPr>
+      <w:r>
+        <w:rPr>
+          <w:b/>
+          <w:color w:val="0E6655"/>
+          <w:sz w:val="16"/>
+        </w:rPr>
+        <w:t xml:space="preserve">⭐ En Yüksek Artış: Matematik (+4.67 Net)  |  </w:t>
+      </w:r>
+      <w:r>
+        <w:rPr>
+          <w:b/>
+          <w:color w:val="B41414"/>
+          <w:sz w:val="16"/>
+        </w:rPr>
+        <w:t>⚠️ Takip / Müdahale Alanı: Fen Bilimleri (-1.00 Net)</w:t>
+      </w:r>
+    </w:p>
+    <w:p>
+      <w:pPr>
+        <w:spacing w:before="60" w:after="20"/>
+      </w:pPr>
+      <w:r>
+        <w:rPr>
+          <w:b/>
+          <w:color w:val="006666"/>
           <w:sz w:val="18"/>
         </w:rPr>
-        <w:t>1. GENEL KAZANIM BAŞARI VE EKSİK ENVANTERİ</w:t>
+        <w:t>2. GENEL KAZANIM BAŞARI VE EKSİK ENVANTERİ</w:t>
       </w:r>
     </w:p>
     <w:p>
@@ -1557,7 +2736,7 @@
           <w:color w:val="B41414"/>
           <w:sz w:val="16"/>
         </w:rPr>
-        <w:t>Türkçe: Öznel ve Nesnel Anlatımlı Cümleler, Türkçe: Sebep-Sonuç, Amaç-Sonuç Cümleleri, Türkçe: Nokta, Virgül, Noktalı Virgül</w:t>
+        <w:t>Türkçe: Paragrafta Anlam ve Yapı</w:t>
       </w:r>
     </w:p>
     <w:p>
@@ -1576,7 +2755,7 @@
         <w:rPr>
           <w:sz w:val="16"/>
         </w:rPr>
-        <w:t>Matematik: İki Doğal Sayının En Büyük Ortak Bölenini (Ebob) ve En Küçük Ortak Katını (Ekok) Hesaplar, İlgili Problemleri Çözer. (%29), Matematik: Üslü İfadelerle İlgili Temel Kuralları Anlar, Birbirine Denk İfadeler Oluşturur. (%25)</w:t>
+        <w:t>Kritik eksik kazanım tespit edilmedi.</w:t>
       </w:r>
     </w:p>
     <w:p>
@@ -1596,7 +2775,7 @@
           <w:color w:val="0E6655"/>
           <w:sz w:val="16"/>
         </w:rPr>
-        <w:t>25 adet kazanımda %100 tam başarı sağlandı.</w:t>
+        <w:t>19 adet kazanımda %100 tam başarı sağlandı.</w:t>
       </w:r>
     </w:p>
     <w:p>
@@ -1609,7 +2788,7 @@
           <w:color w:val="1F497D"/>
           <w:sz w:val="18"/>
         </w:rPr>
-        <w:t>2. TÜM DERSLER İÇİN KİŞİSELLEŞTİRİLMİŞ BRANŞ GELİŞİM REÇETELERİ</w:t>
+        <w:t>3. TÜM DERSLER İÇİN KİŞİSELLEŞTİRİLMİŞ BRANŞ GELİŞİM REÇETELERİ</w:t>
       </w:r>
     </w:p>
     <w:tbl>
@@ -1659,7 +2838,7 @@
                 <w:color w:val="3C3C3C"/>
                 <w:sz w:val="15"/>
               </w:rPr>
-              <w:t>[Net: 17.33 | D: 18 | Y: 2 | B: 0 | Başarı: %86.6]</w:t>
+              <w:t>[Net: 16.33 | D: 17 | Y: 2 | B: 1 | Başarı: %81.6]</w:t>
             </w:r>
           </w:p>
         </w:tc>
@@ -1691,7 +2870,7 @@
               <w:rPr>
                 <w:sz w:val="15"/>
               </w:rPr>
-              <w:t>Mevsimlerin Oluşumu: %85.7 | İklim ve Hava Hareketleri: %100.0</w:t>
+              <w:t>Mevsimlerin Oluşumu: %90.0 | DNA ve Genetik Kod: %100.0 | İklim ve Hava Olayları: %80.0 | DNA ve Yapısı: %66.7 | DNA'nı Eşlenmesi: %100.0</w:t>
             </w:r>
           </w:p>
           <w:p>
@@ -1710,7 +2889,7 @@
               <w:rPr>
                 <w:sz w:val="15"/>
               </w:rPr>
-              <w:t>Mevsimlerin Oluşumu (%86)</w:t>
+              <w:t>Mevsimlerin Oluşumu (%90), İklim ve Hava Olayları (%80), DNA ve Yapısı (%67)</w:t>
             </w:r>
           </w:p>
           <w:p>
@@ -1729,7 +2908,7 @@
               <w:rPr>
                 <w:sz w:val="15"/>
               </w:rPr>
-              <w:t>Fen Bilimleri netin: 17.33 (18 Doğru, 2 Yanlış, 0 Boş). Kavramsal kavrayışın ve deney yorumlama becerin çok yüksek. Tek hata yaptığın 'Mevsimlerin Oluşumu'ndaki (%86) eksen eğikliği ve Güneş ışınlarının geliş açısı grafiklerini pekiştirerek 20'de 20 full hedefini yakalayabilirsin.</w:t>
+              <w:t>Fen Bilimleri netin: 16.33 (17 Doğru, 2 Yanlış, 1 Boş). Kavramsal kavrayışın ve deney yorumlama becerin çok yüksek. Tek hata yaptığın 'Mevsimlerin Oluşumu'ndaki (%90) eksen eğikliği ve Güneş ışınlarının geliş açısı grafiklerini pekiştirerek 20'de 20 full hedefini yakalayabilirsin.</w:t>
             </w:r>
           </w:p>
           <w:p>
@@ -1749,7 +2928,7 @@
                 <w:b/>
                 <w:sz w:val="15"/>
               </w:rPr>
-              <w:t xml:space="preserve">Kanal: Hız Yayınları veya dnz hoca ile Fen | </w:t>
+              <w:t xml:space="preserve">Kanal: Hız Yayınları veya DNZ Hoca | </w:t>
             </w:r>
             <w:r>
               <w:rPr>
@@ -1813,7 +2992,7 @@
                 <w:color w:val="3C3C3C"/>
                 <w:sz w:val="15"/>
               </w:rPr>
-              <w:t>[Net: 8.00 | D: 9 | Y: 3 | B: 8 | Başarı: %40.0]</w:t>
+              <w:t>[Net: 12.67 | D: 14 | Y: 4 | B: 2 | Başarı: %63.3]</w:t>
             </w:r>
           </w:p>
         </w:tc>
@@ -1845,7 +3024,7 @@
               <w:rPr>
                 <w:sz w:val="15"/>
               </w:rPr>
-              <w:t>Çarpanlar ve Katlar / Asal Çarpanlar: %75 | EBOB-EKOK Problemleri: %29 | Üslü İfadeler Temel Kuralları: %25 | Aralarında Asal Sayılar: %67 | Tam Sayı Kuvvetleri (Negatif Üs): %50</w:t>
+              <w:t>Çarpanlar ve Katlar: %57 | Ebob-Ekok Problemleri: %75 | Üslü İfadeler: %78</w:t>
             </w:r>
           </w:p>
           <w:p>
@@ -1864,7 +3043,7 @@
               <w:rPr>
                 <w:sz w:val="15"/>
               </w:rPr>
-              <w:t>Çarpanlar ve Katlar / Asal Çarpanlar (%75), EBOB-EKOK Problemleri (%29), Üslü İfadeler Temel Kuralları (%25), Aralarında Asal Sayılar (%67), Tam Sayı Kuvvetleri (Negatif Üs) (%50)</w:t>
+              <w:t>Çarpanlar ve Katlar (%57), Ebob-Ekok Problemleri (%75), Üslü İfadeler (%78)</w:t>
             </w:r>
           </w:p>
           <w:p>
@@ -1883,7 +3062,7 @@
               <w:rPr>
                 <w:sz w:val="15"/>
               </w:rPr>
-              <w:t>Matematik netin: 8.00 (9 Doğru, 3 Yanlış, 8 Boş). Temel matematik altyapın oluşmuş ancak 3 yanlış ve 8 boş puanını sınırlamış. Kritik açıkların olan [Çarpanlar ve Katlar / Asal Çarpanlar (%75), EBOB-EKOK Problemleri (%29), Üslü İfadeler Temel Kuralları (%25), Aralarında Asal Sayılar (%67), Tam Sayı Kuvvetleri (Negatif Üs) (%50)] konularında 'Verilenleri Yaz -&gt; Şemayı Çiz -&gt; Matematiksel Modeli Kur' 3 adımlı protokolünü uygula. Günde en az 20 adet yeni nesil soru çözerek işlem hızını artır.</w:t>
+              <w:t>Matematik netin: 12.67 (14 Doğru, 4 Yanlış, 2 Boş). Temel matematik altyapın oluşmuş ancak 4 yanlış ve 2 boş puanını sınırlamış. Kritik açıkların olan [Çarpanlar ve Katlar (%57), Ebob-Ekok Problemleri (%75), Üslü İfadeler (%78)] konularında 'Verilenleri Yaz -&gt; Şemayı Çiz -&gt; Matematiksel Modeli Kur' 3 adımlı protokolünü uygula. Günde en az 20 adet yeni nesil soru çözerek işlem hızını artır.</w:t>
             </w:r>
           </w:p>
           <w:p>
@@ -1903,7 +3082,7 @@
                 <w:b/>
                 <w:sz w:val="15"/>
               </w:rPr>
-              <w:t xml:space="preserve">Kanal: İMT HOCA | </w:t>
+              <w:t xml:space="preserve">Kanal: İMT Hoca | </w:t>
             </w:r>
             <w:r>
               <w:rPr>
@@ -1967,7 +3146,7 @@
                 <w:color w:val="3C3C3C"/>
                 <w:sz w:val="15"/>
               </w:rPr>
-              <w:t>[Net: 14.67 | D: 16 | Y: 4 | B: 0 | Başarı: %73.4]</w:t>
+              <w:t>[Net: 16.33 | D: 17 | Y: 2 | B: 1 | Başarı: %81.6]</w:t>
             </w:r>
           </w:p>
         </w:tc>
@@ -1999,7 +3178,7 @@
               <w:rPr>
                 <w:sz w:val="15"/>
               </w:rPr>
-              <w:t>12/16 Tam Başarı | Gelişim Alanları: Öznel ve Nesnel Anlatımlı Cümleler: %0 | Tablo ve Grafik Yorumlama: %50 | Sebep-Sonuç, Amaç-Sonuç Cümleleri: %0 | Nokta, Virgül, Noktalı Virgül: %0</w:t>
+              <w:t>8/16 Tam Başarı | Gelişim Alanları: Sözcükte Anlam: %75 | Paragrafta Anlam ve Yapı: %0 | Fiilimsilerin İşlevi: %67</w:t>
             </w:r>
           </w:p>
           <w:p>
@@ -2018,7 +3197,7 @@
               <w:rPr>
                 <w:sz w:val="15"/>
               </w:rPr>
-              <w:t>Öznel ve Nesnel Anlatımlı Cümleler, Sebep-Sonuç, Amaç-Sonuç Cümleleri, Nokta, Virgül, Noktalı Virgül</w:t>
+              <w:t>Paragrafta Anlam ve Yapı</w:t>
             </w:r>
           </w:p>
           <w:p>
@@ -2037,7 +3216,7 @@
               <w:rPr>
                 <w:sz w:val="15"/>
               </w:rPr>
-              <w:t>Tablo ve Grafik Yorumlama (%50)</w:t>
+              <w:t>Sözcükte Anlam (%75), Fiilimsilerin İşlevi (%67)</w:t>
             </w:r>
           </w:p>
           <w:p>
@@ -2056,7 +3235,7 @@
               <w:rPr>
                 <w:sz w:val="15"/>
               </w:rPr>
-              <w:t>Türkçe branş netin: 14.67 (16 Doğru, 4 Yanlış, 0 Boş). Ortalama üstü bir performans olmakla birlikte 4 yanlış başarı payını törpülemiş. Öncelikli olarak sıfır çektiğin [Öznel ve Nesnel Anlatımlı Cümleler, Sebep-Sonuç, Amaç-Sonuç Cümleleri] konularındaki kavram ve kuralları tekrar et. Kısmi kayıp yaşadığın [Tablo ve Grafik Yorumlama (%50)] alanlarında metindeki açık kanıtın altını çizerek çöz. Günde 20 paragraf sorusu çöz; iki şık arasında kaldığında işaretleme yapmayıp boş bırak.</w:t>
+              <w:t>Türkçe branş netin: 16.33 (17 Doğru, 2 Yanlış, 1 Boş). Okuduğunu anlama, çıkarım ve muhakeme gücün çok yüksek. Sıfır çektiğin 'Paragrafta Anlam ve Yapı' konusundaki soru köklerine ve çeldiricilere dikkat ederek 20'de 20 yapabilirsin.</w:t>
             </w:r>
           </w:p>
           <w:p>
@@ -2069,20 +3248,20 @@
                 <w:color w:val="C0392B"/>
                 <w:sz w:val="15"/>
               </w:rPr>
-              <w:t xml:space="preserve">📺 Önerilen YouTube Desteği (Orta Seviye): </w:t>
+              <w:t xml:space="preserve">📺 Önerilen YouTube Desteği (İleri Düzey (Şampiyon)): </w:t>
             </w:r>
             <w:r>
               <w:rPr>
                 <w:b/>
                 <w:sz w:val="15"/>
               </w:rPr>
-              <w:t xml:space="preserve">Kanal: Hız Yayınları veya Ebubekir Hoca ile Türkçe | </w:t>
+              <w:t xml:space="preserve">Kanal: Hız Yayınları veya Ebubekir Hoca | </w:t>
             </w:r>
             <w:r>
               <w:rPr>
                 <w:sz w:val="15"/>
               </w:rPr>
-              <w:t>Odak: Paragraf Taktikleri &amp; Çeldirici Eleme. Taktik: Paragraf sorularında hocanın anahtar kelimeleri ve metin kanıtlarını nasıl çizdiğine dikkat et.</w:t>
+              <w:t>Odak: MEB Çıkmış &amp; Özgün Yeni Nesil Çözümleri. Taktik: İki güçlü çeldirici arasında kaldığında doğru seçeneğe götüren mantık ipuçlarını incele.</w:t>
             </w:r>
           </w:p>
         </w:tc>
@@ -2172,7 +3351,7 @@
               <w:rPr>
                 <w:sz w:val="15"/>
               </w:rPr>
-              <w:t>Mustafa Kemal'in Öğrenim Hayatı: %67 | Uyanan Avrupa ve Sarsılan Osmanlı: %100 | Mustafa Kemal'in Fikir Hayatını Etkileyen Olaylar: %100 | Mustafa Kemal'in Askerlik Hayatı: %100</w:t>
+              <w:t>20. Yüzyıl Başlarında Osmanlı: %67 | M. Kemal'in Fikir Hayatını Etkileyen Olay ve Kişiler: %100 | M. Kemal'in Çocukluk Dönemi ve Öğrenim Hayatı: %100 | M. Kemal'İn Askerlik Hayatı: %100</w:t>
             </w:r>
           </w:p>
           <w:p>
@@ -2191,7 +3370,7 @@
               <w:rPr>
                 <w:sz w:val="15"/>
               </w:rPr>
-              <w:t>Mustafa Kemal'in Öğrenim Hayatı (%67)</w:t>
+              <w:t>20. Yüzyıl Başlarında Osmanlı (%67)</w:t>
             </w:r>
           </w:p>
           <w:p>
@@ -2210,7 +3389,7 @@
               <w:rPr>
                 <w:sz w:val="15"/>
               </w:rPr>
-              <w:t>İnkılap Tarihi netin: 8.67 (9 Doğru, 1 Yanlış, 0 Boş). Tarihsel kronoloji ve neden-sonuç analiz kabiliyetin çok güçlü. Tek net kaybının yaşandığı 'Mustafa Kemal'in Öğrenim Hayatı' konusundaki kavram haritasını inceleyerek 10'da 10 full hedefini sürdür.</w:t>
+              <w:t>İnkılap Tarihi netin: 8.67 (9 Doğru, 1 Yanlış, 0 Boş). Tarihsel kronoloji ve neden-sonuç analiz kabiliyetin çok güçlü. Tek net kaybının yaşandığı '20. Yüzyıl Başlarında Osmanlı' konusundaki kavram haritasını inceleyerek 10'da 10 full hedefini sürdür.</w:t>
             </w:r>
           </w:p>
           <w:p>
@@ -2230,7 +3409,7 @@
                 <w:b/>
                 <w:sz w:val="15"/>
               </w:rPr>
-              <w:t xml:space="preserve">Kanal: Buğra Hoca Sosyal Bilgiler Dersliği | </w:t>
+              <w:t xml:space="preserve">Kanal: Buğra Hoca – Sosyal Bilgiler Dersliği | </w:t>
             </w:r>
             <w:r>
               <w:rPr>
@@ -2326,7 +3505,7 @@
               <w:rPr>
                 <w:sz w:val="15"/>
               </w:rPr>
-              <w:t>Kader ve Kaza İnancı: %100 | İnsanın İradesi ve Kader: %100 | Kader Kavramları (Ömür, Ecel, Rızık, Tevekkül): %67 | Ayet el-Kürsi ve Anlamı: %100 | Hz. Musa (A.S.) ve Mücadelesi: %100</w:t>
+              <w:t>Kaza Ve Kader: %80 | İnsanın Özgürlüğü Ve Sorumluluğu: %100 | Kaderle İlgili Kavramlar: %100</w:t>
             </w:r>
           </w:p>
           <w:p>
@@ -2345,7 +3524,7 @@
               <w:rPr>
                 <w:sz w:val="15"/>
               </w:rPr>
-              <w:t>Kader Kavramları (Ömür, Ecel, Rızık, Tevekkül) (%67)</w:t>
+              <w:t>Kaza Ve Kader (%80)</w:t>
             </w:r>
           </w:p>
           <w:p>
@@ -2364,7 +3543,7 @@
               <w:rPr>
                 <w:sz w:val="15"/>
               </w:rPr>
-              <w:t>Din Kültürü netin: 8.67 (9 Doğru, 1 Yanlış, 0 Boş). Kavram ve ayet yorumlama hakimiyetin yüksek. Tek net kaybının yaşandığı 'Kader Kavramları' konusundaki kavram veya ayet mealini inceleyerek 10'da 10 yapabilirsin.</w:t>
+              <w:t>Din Kültürü netin: 8.67 (9 Doğru, 1 Yanlış, 0 Boş). Kavram ve ayet yorumlama hakimiyetin yüksek. Tek net kaybının yaşandığı 'Kaza Ve Kader' konusundaki kavram veya ayet mealini inceleyerek 10'da 10 yapabilirsin.</w:t>
             </w:r>
           </w:p>
           <w:p>
@@ -2480,7 +3659,7 @@
               <w:rPr>
                 <w:sz w:val="15"/>
               </w:rPr>
-              <w:t>Davet Kartları / Mektupları (Invitation): %100 | Daveti Kabul &amp; Reddetme Kalıpları: %100 | Basit Sorular Sorma (Simple Inquiries): %50 | Friendship Okuduğunu Anlama: %100 | Kişisel Özellikler / Sıfatlar (Qualities): %100 | Mazeret Bildirme ve Özür Dileme: %100</w:t>
+              <w:t>Teklif Yapma, Kabul Etme, Özür Dileme: %100 | Frıendshıp: %75 | The Internet: %100 | Tercihleri İfade Etme: %100 | Soru Cümlesi: %100</w:t>
             </w:r>
           </w:p>
           <w:p>
@@ -2499,7 +3678,7 @@
               <w:rPr>
                 <w:sz w:val="15"/>
               </w:rPr>
-              <w:t>Basit Sorular Sorma (Simple Inquiries) (%50)</w:t>
+              <w:t>Frıendshıp (%75)</w:t>
             </w:r>
           </w:p>
           <w:p>
@@ -2518,7 +3697,7 @@
               <w:rPr>
                 <w:sz w:val="15"/>
               </w:rPr>
-              <w:t>İngilizce branş netin: 8.67 (9 Doğru, 1 Yanlış, 0 Boş). Friendship ünitesi kelime ve diyalog hakimiyetin çok iyi. Tek net kaybının yaşandığı 'Basit Sorular Sorma' kalıbını gözden geçirerek 10'da 10 yapabilirsin.</w:t>
+              <w:t>İngilizce branş netin: 8.67 (9 Doğru, 1 Yanlış, 0 Boş). Friendship ünitesi kelime ve diyalog hakimiyetin çok iyi. Tek net kaybının yaşandığı 'Frıendshıp' kalıbını gözden geçirerek 10'da 10 yapabilirsin.</w:t>
             </w:r>
           </w:p>
           <w:p>
@@ -2565,7 +3744,7 @@
           <w:color w:val="006666"/>
           <w:sz w:val="18"/>
         </w:rPr>
-        <w:t>3. KİŞİSELLEŞTİRİLMİŞ HEDEFLER VE EYLEM TAKVİMİ</w:t>
+        <w:t>4. KİŞİSELLEŞTİRİLMİŞ HEDEFLER VE EYLEM TAKVİMİ</w:t>
       </w:r>
     </w:p>
     <w:p>
@@ -2584,7 +3763,7 @@
         <w:rPr>
           <w:sz w:val="16"/>
         </w:rPr>
-        <w:t>69.51 Net (İlk hedefli konu tekrarları ve ödev kontrolü sonrası)</w:t>
+        <w:t>74.84 Net (İlk hedefli konu tekrarları ve ödev kontrolü sonrası)</w:t>
       </w:r>
     </w:p>
     <w:p>
@@ -2603,7 +3782,7 @@
         <w:rPr>
           <w:sz w:val="16"/>
         </w:rPr>
-        <w:t>73.01 Net (Ölçülebilir bir sonraki resmi deneme sınavı hedefi)</w:t>
+        <w:t>78.34 Net (Ölçülebilir bir sonraki resmi deneme sınavı hedefi)</w:t>
       </w:r>
     </w:p>
     <w:p>
